--- a/artigo/ARTIGO_RECIMA21_versao-final.docx
+++ b/artigo/ARTIGO_RECIMA21_versao-final.docx
@@ -111,7 +111,7 @@
           <w:sz w:val="20"/>
           <w:szCs w:val="20"/>
         </w:rPr>
-        <w:t xml:space="preserve">Ana Paula Abrantes de Castro Shiguemori, IFSP, [CONFIRMAR TITULAÇÃO: mestra ou doutora].</w:t>
+        <w:t xml:space="preserve">Ana Paula Abrantes de Castro Shiguemori, IFSP, doutora.</w:t>
       </w:r>
     </w:p>
     <w:p>
